--- a/examples/projects/kuntolo/reports/Kuntolo_Pumping_Test_Report.docx
+++ b/examples/projects/kuntolo/reports/Kuntolo_Pumping_Test_Report.docx
@@ -98,6 +98,48 @@
       </w:r>
       <w:r>
         <w:t>WiNGiN</w:t>
+      </w:r>
+    </w:p>
+    <w:p>
+      <w:r>
+        <w:br w:type="page"/>
+      </w:r>
+    </w:p>
+    <w:p>
+      <w:pPr>
+        <w:pStyle w:val="Heading1"/>
+      </w:pPr>
+      <w:r>
+        <w:t>Executive Summary</w:t>
+      </w:r>
+    </w:p>
+    <w:p>
+      <w:pPr>
+        <w:jc w:val="both"/>
+      </w:pPr>
+      <w:r>
+        <w:rPr>
+          <w:b w:val="0"/>
+          <w:i w:val="0"/>
+        </w:rPr>
+        <w:t>A step with recovery pumping test was carried out on the borehole at Kuntoloh. The drawdown and recovery curves are valid, but the transmissivity and safe yield are pending because discharge is missing on the field sheet.</w:t>
+      </w:r>
+    </w:p>
+    <w:p>
+      <w:r>
+        <w:rPr>
+          <w:b/>
+          <w:i w:val="0"/>
+        </w:rPr>
+        <w:t>Key findings:</w:t>
+      </w:r>
+    </w:p>
+    <w:p>
+      <w:pPr>
+        <w:pStyle w:val="ListBullet"/>
+      </w:pPr>
+      <w:r>
+        <w:t>Yield recommendation pending: discharge is missing on the field sheet.</w:t>
       </w:r>
     </w:p>
     <w:p>
@@ -447,6 +489,77 @@
     </w:p>
     <w:p>
       <w:pPr>
+        <w:pStyle w:val="Heading2"/>
+      </w:pPr>
+      <w:r>
+        <w:t>1.1 Location and setting</w:t>
+      </w:r>
+    </w:p>
+    <w:p>
+      <w:pPr>
+        <w:jc w:val="both"/>
+      </w:pPr>
+      <w:r>
+        <w:rPr>
+          <w:b w:val="0"/>
+          <w:i w:val="0"/>
+        </w:rPr>
+        <w:t>The site is recorded as Kuntoloh, Port Loko district. No GPS position is recorded for it, so the maps below cover Port Loko district rather than the borehole itself and carry no site marker. Record the position on the field sheet and reissue this report: a borehole that cannot be found again on the ground cannot be revisited or maintained.</w:t>
+      </w:r>
+    </w:p>
+    <w:p>
+      <w:pPr>
+        <w:jc w:val="center"/>
+      </w:pPr>
+      <w:r>
+        <w:drawing>
+          <wp:inline xmlns:a="http://schemas.openxmlformats.org/drawingml/2006/main" xmlns:pic="http://schemas.openxmlformats.org/drawingml/2006/picture">
+            <wp:extent cx="5040000" cy="5105092"/>
+            <wp:docPr id="1" name="Picture 1"/>
+            <wp:cNvGraphicFramePr>
+              <a:graphicFrameLocks noChangeAspect="1"/>
+            </wp:cNvGraphicFramePr>
+            <a:graphic>
+              <a:graphicData uri="http://schemas.openxmlformats.org/drawingml/2006/picture">
+                <pic:pic>
+                  <pic:nvPicPr>
+                    <pic:cNvPr id="0" name="admin_map_8p7266_12p7423.png"/>
+                    <pic:cNvPicPr/>
+                  </pic:nvPicPr>
+                  <pic:blipFill>
+                    <a:blip r:embed="rId10"/>
+                    <a:stretch>
+                      <a:fillRect/>
+                    </a:stretch>
+                  </pic:blipFill>
+                  <pic:spPr>
+                    <a:xfrm>
+                      <a:off x="0" y="0"/>
+                      <a:ext cx="5040000" cy="5105092"/>
+                    </a:xfrm>
+                    <a:prstGeom prst="rect"/>
+                  </pic:spPr>
+                </pic:pic>
+              </a:graphicData>
+            </a:graphic>
+          </wp:inline>
+        </w:drawing>
+      </w:r>
+    </w:p>
+    <w:p>
+      <w:pPr>
+        <w:jc w:val="center"/>
+      </w:pPr>
+      <w:r>
+        <w:rPr>
+          <w:b/>
+          <w:sz w:val="18"/>
+        </w:rPr>
+        <w:t>Figure 1. Location of Port Loko district. Boundaries from geoBoundaries (CC BY 4.0).</w:t>
+      </w:r>
+    </w:p>
+    <w:p>
+      <w:pPr>
         <w:pStyle w:val="Heading1"/>
       </w:pPr>
       <w:r>
@@ -473,7 +586,7 @@
         <w:drawing>
           <wp:inline xmlns:a="http://schemas.openxmlformats.org/drawingml/2006/main" xmlns:pic="http://schemas.openxmlformats.org/drawingml/2006/picture">
             <wp:extent cx="5400000" cy="2702179"/>
-            <wp:docPr id="1" name="Picture 1"/>
+            <wp:docPr id="2" name="Picture 2"/>
             <wp:cNvGraphicFramePr>
               <a:graphicFrameLocks noChangeAspect="1"/>
             </wp:cNvGraphicFramePr>
@@ -481,11 +594,11 @@
               <a:graphicData uri="http://schemas.openxmlformats.org/drawingml/2006/picture">
                 <pic:pic>
                   <pic:nvPicPr>
-                    <pic:cNvPr id="0" name="test_overview.png"/>
+                    <pic:cNvPr id="0" name="test_overview_KTL-01.png"/>
                     <pic:cNvPicPr/>
                   </pic:nvPicPr>
                   <pic:blipFill>
-                    <a:blip r:embed="rId10"/>
+                    <a:blip r:embed="rId11"/>
                     <a:stretch>
                       <a:fillRect/>
                     </a:stretch>
@@ -513,7 +626,7 @@
           <w:b/>
           <w:sz w:val="18"/>
         </w:rPr>
-        <w:t>Figure 1. Water level record for the full test including recovery.</w:t>
+        <w:t>Figure 2. Water level record for the full test including recovery.</w:t>
       </w:r>
     </w:p>
     <w:p>
@@ -590,7 +703,7 @@
         <w:drawing>
           <wp:inline xmlns:a="http://schemas.openxmlformats.org/drawingml/2006/main" xmlns:pic="http://schemas.openxmlformats.org/drawingml/2006/picture">
             <wp:extent cx="5400000" cy="3191611"/>
-            <wp:docPr id="2" name="Picture 2"/>
+            <wp:docPr id="3" name="Picture 3"/>
             <wp:cNvGraphicFramePr>
               <a:graphicFrameLocks noChangeAspect="1"/>
             </wp:cNvGraphicFramePr>
@@ -598,11 +711,11 @@
               <a:graphicData uri="http://schemas.openxmlformats.org/drawingml/2006/picture">
                 <pic:pic>
                   <pic:nvPicPr>
-                    <pic:cNvPr id="0" name="step_test.png"/>
+                    <pic:cNvPr id="0" name="step_test_KTL-01.png"/>
                     <pic:cNvPicPr/>
                   </pic:nvPicPr>
                   <pic:blipFill>
-                    <a:blip r:embed="rId11"/>
+                    <a:blip r:embed="rId12"/>
                     <a:stretch>
                       <a:fillRect/>
                     </a:stretch>
@@ -630,7 +743,7 @@
           <w:b/>
           <w:sz w:val="18"/>
         </w:rPr>
-        <w:t>Figure 2. Step drawdown curves (discharge pending).</w:t>
+        <w:t>Figure 3. Step drawdown curves (discharge pending).</w:t>
       </w:r>
     </w:p>
     <w:p>
@@ -800,7 +913,7 @@
               <w:rPr>
                 <w:sz w:val="19"/>
               </w:rPr>
-              <w:t>26.4 m</w:t>
+              <w:t>25 m</w:t>
             </w:r>
           </w:p>
         </w:tc>
@@ -917,6 +1030,777 @@
         <w:t>Yield recommendation pending: discharge is missing on the field sheet.</w:t>
       </w:r>
     </w:p>
+    <w:p>
+      <w:pPr>
+        <w:pStyle w:val="Heading1"/>
+      </w:pPr>
+      <w:r>
+        <w:t>6. Limitations and Uncertainty</w:t>
+      </w:r>
+    </w:p>
+    <w:p>
+      <w:pPr>
+        <w:pStyle w:val="ListBullet"/>
+      </w:pPr>
+      <w:r>
+        <w:t>The analysis assumes a homogeneous, isotropic aquifer of large extent. A barrier or a recharge (stream or coast) boundary, if present, changes the late-time drawdown slope and would bias the transmissivity.</w:t>
+      </w:r>
+    </w:p>
+    <w:p>
+      <w:pPr>
+        <w:pStyle w:val="ListBullet"/>
+      </w:pPr>
+      <w:r>
+        <w:t>In a single pumped well the storativity trades off against the effective well radius, so any storativity reported from this test is indicative only.</w:t>
+      </w:r>
+    </w:p>
+    <w:p>
+      <w:pPr>
+        <w:pStyle w:val="ListBullet"/>
+      </w:pPr>
+      <w:r>
+        <w:t>The safe yield is projected to the design period from a short test; it should be confirmed by monitoring the pumping water level once the borehole is in service.</w:t>
+      </w:r>
+    </w:p>
+    <w:p>
+      <w:pPr>
+        <w:pStyle w:val="ListBullet"/>
+      </w:pPr>
+      <w:r>
+        <w:t>Yield varies with the season. Section 5.1 projects the tested level to the annual low and to a drought year, but the size of the annual swing is assumed rather than measured; two water-level readings a year apart in this borehole would replace that assumption with a number.</w:t>
+      </w:r>
+    </w:p>
+    <w:p>
+      <w:pPr>
+        <w:pStyle w:val="Heading1"/>
+      </w:pPr>
+      <w:r>
+        <w:t>References</w:t>
+      </w:r>
+    </w:p>
+    <w:p>
+      <w:pPr>
+        <w:spacing w:after="80"/>
+        <w:ind w:left="454" w:hanging="454"/>
+      </w:pPr>
+      <w:r>
+        <w:t>Theis, C.V. (1935). The relation between the lowering of the piezometric surface and the rate and duration of discharge of a well using groundwater storage. Transactions of the American Geophysical Union, 16, 519-524.</w:t>
+      </w:r>
+    </w:p>
+    <w:p>
+      <w:pPr>
+        <w:spacing w:after="80"/>
+        <w:ind w:left="454" w:hanging="454"/>
+      </w:pPr>
+      <w:r>
+        <w:t>Cooper, H.H. and Jacob, C.E. (1946). A generalized graphical method for evaluating formation constants and summarizing well-field history. Transactions of the American Geophysical Union, 27, 526-534.</w:t>
+      </w:r>
+    </w:p>
+    <w:p>
+      <w:pPr>
+        <w:spacing w:after="80"/>
+        <w:ind w:left="454" w:hanging="454"/>
+      </w:pPr>
+      <w:r>
+        <w:t>Hantush, M.S. (1964). Hydraulics of wells. In V.T. Chow (ed.), Advances in Hydroscience, 1, 281-442.</w:t>
+      </w:r>
+    </w:p>
+    <w:p>
+      <w:pPr>
+        <w:spacing w:after="80"/>
+        <w:ind w:left="454" w:hanging="454"/>
+      </w:pPr>
+      <w:r>
+        <w:t>Rural Water Supply Network (2015). Professional Water Well Drilling: A UNICEF Guidance Note. St Gallen: RWSN / UNICEF.</w:t>
+      </w:r>
+    </w:p>
+    <w:p>
+      <w:pPr>
+        <w:pStyle w:val="Heading1"/>
+      </w:pPr>
+      <w:r>
+        <w:t>Glossary and Abbreviations</w:t>
+      </w:r>
+    </w:p>
+    <w:tbl>
+      <w:tblPr>
+        <w:tblStyle w:val="TableGrid"/>
+        <w:tblW w:type="auto" w:w="0"/>
+        <w:jc w:val="center"/>
+        <w:tblLook w:firstColumn="1" w:firstRow="1" w:lastColumn="0" w:lastRow="0" w:noHBand="0" w:noVBand="1" w:val="04A0"/>
+      </w:tblPr>
+      <w:tblGrid>
+        <w:gridCol w:w="4536"/>
+        <w:gridCol w:w="4536"/>
+      </w:tblGrid>
+      <w:tr>
+        <w:tc>
+          <w:tcPr>
+            <w:tcW w:type="dxa" w:w="1984"/>
+            <w:shd w:val="clear" w:fill="1F5C8B"/>
+          </w:tcPr>
+          <w:p>
+            <w:r/>
+            <w:r>
+              <w:rPr>
+                <w:b/>
+                <w:color w:val="FFFFFF"/>
+                <w:sz w:val="18"/>
+              </w:rPr>
+              <w:t>Term</w:t>
+            </w:r>
+          </w:p>
+        </w:tc>
+        <w:tc>
+          <w:tcPr>
+            <w:tcW w:type="dxa" w:w="6803"/>
+            <w:shd w:val="clear" w:fill="1F5C8B"/>
+          </w:tcPr>
+          <w:p>
+            <w:r/>
+            <w:r>
+              <w:rPr>
+                <w:b/>
+                <w:color w:val="FFFFFF"/>
+                <w:sz w:val="18"/>
+              </w:rPr>
+              <w:t>Meaning</w:t>
+            </w:r>
+          </w:p>
+        </w:tc>
+      </w:tr>
+      <w:tr>
+        <w:tc>
+          <w:tcPr>
+            <w:tcW w:type="dxa" w:w="1984"/>
+          </w:tcPr>
+          <w:p>
+            <w:r/>
+            <w:r>
+              <w:rPr>
+                <w:sz w:val="18"/>
+              </w:rPr>
+              <w:t>VES</w:t>
+            </w:r>
+          </w:p>
+        </w:tc>
+        <w:tc>
+          <w:tcPr>
+            <w:tcW w:type="dxa" w:w="6803"/>
+          </w:tcPr>
+          <w:p>
+            <w:r/>
+            <w:r>
+              <w:rPr>
+                <w:sz w:val="18"/>
+              </w:rPr>
+              <w:t>Vertical electrical sounding, a resistivity depth survey</w:t>
+            </w:r>
+          </w:p>
+        </w:tc>
+      </w:tr>
+      <w:tr>
+        <w:tc>
+          <w:tcPr>
+            <w:tcW w:type="dxa" w:w="1984"/>
+          </w:tcPr>
+          <w:p>
+            <w:r/>
+            <w:r>
+              <w:rPr>
+                <w:sz w:val="18"/>
+              </w:rPr>
+              <w:t>AB/2</w:t>
+            </w:r>
+          </w:p>
+        </w:tc>
+        <w:tc>
+          <w:tcPr>
+            <w:tcW w:type="dxa" w:w="6803"/>
+          </w:tcPr>
+          <w:p>
+            <w:r/>
+            <w:r>
+              <w:rPr>
+                <w:sz w:val="18"/>
+              </w:rPr>
+              <w:t>Half the current-electrode spacing in a Schlumberger array</w:t>
+            </w:r>
+          </w:p>
+        </w:tc>
+      </w:tr>
+      <w:tr>
+        <w:tc>
+          <w:tcPr>
+            <w:tcW w:type="dxa" w:w="1984"/>
+          </w:tcPr>
+          <w:p>
+            <w:r/>
+            <w:r>
+              <w:rPr>
+                <w:sz w:val="18"/>
+              </w:rPr>
+              <w:t>ohm-m</w:t>
+            </w:r>
+          </w:p>
+        </w:tc>
+        <w:tc>
+          <w:tcPr>
+            <w:tcW w:type="dxa" w:w="6803"/>
+          </w:tcPr>
+          <w:p>
+            <w:r/>
+            <w:r>
+              <w:rPr>
+                <w:sz w:val="18"/>
+              </w:rPr>
+              <w:t>Ohm-metre, the unit of electrical resistivity</w:t>
+            </w:r>
+          </w:p>
+        </w:tc>
+      </w:tr>
+      <w:tr>
+        <w:tc>
+          <w:tcPr>
+            <w:tcW w:type="dxa" w:w="1984"/>
+          </w:tcPr>
+          <w:p>
+            <w:r/>
+            <w:r>
+              <w:rPr>
+                <w:sz w:val="18"/>
+              </w:rPr>
+              <w:t>ERR</w:t>
+            </w:r>
+          </w:p>
+        </w:tc>
+        <w:tc>
+          <w:tcPr>
+            <w:tcW w:type="dxa" w:w="6803"/>
+          </w:tcPr>
+          <w:p>
+            <w:r/>
+            <w:r>
+              <w:rPr>
+                <w:sz w:val="18"/>
+              </w:rPr>
+              <w:t>Root-mean-square misfit of the fitted layered model (percent)</w:t>
+            </w:r>
+          </w:p>
+        </w:tc>
+      </w:tr>
+      <w:tr>
+        <w:tc>
+          <w:tcPr>
+            <w:tcW w:type="dxa" w:w="1984"/>
+          </w:tcPr>
+          <w:p>
+            <w:r/>
+            <w:r>
+              <w:rPr>
+                <w:sz w:val="18"/>
+              </w:rPr>
+              <w:t>S (Dar-Zarrouk)</w:t>
+            </w:r>
+          </w:p>
+        </w:tc>
+        <w:tc>
+          <w:tcPr>
+            <w:tcW w:type="dxa" w:w="6803"/>
+          </w:tcPr>
+          <w:p>
+            <w:r/>
+            <w:r>
+              <w:rPr>
+                <w:sz w:val="18"/>
+              </w:rPr>
+              <w:t>Longitudinal conductance, sum of thickness/resistivity (siemens)</w:t>
+            </w:r>
+          </w:p>
+        </w:tc>
+      </w:tr>
+      <w:tr>
+        <w:tc>
+          <w:tcPr>
+            <w:tcW w:type="dxa" w:w="1984"/>
+          </w:tcPr>
+          <w:p>
+            <w:r/>
+            <w:r>
+              <w:rPr>
+                <w:sz w:val="18"/>
+              </w:rPr>
+              <w:t>T (Dar-Zarrouk)</w:t>
+            </w:r>
+          </w:p>
+        </w:tc>
+        <w:tc>
+          <w:tcPr>
+            <w:tcW w:type="dxa" w:w="6803"/>
+          </w:tcPr>
+          <w:p>
+            <w:r/>
+            <w:r>
+              <w:rPr>
+                <w:sz w:val="18"/>
+              </w:rPr>
+              <w:t>Transverse resistance, sum of thickness x resistivity (ohm m2)</w:t>
+            </w:r>
+          </w:p>
+        </w:tc>
+      </w:tr>
+      <w:tr>
+        <w:tc>
+          <w:tcPr>
+            <w:tcW w:type="dxa" w:w="1984"/>
+          </w:tcPr>
+          <w:p>
+            <w:r/>
+            <w:r>
+              <w:rPr>
+                <w:sz w:val="18"/>
+              </w:rPr>
+              <w:t>SWL</w:t>
+            </w:r>
+          </w:p>
+        </w:tc>
+        <w:tc>
+          <w:tcPr>
+            <w:tcW w:type="dxa" w:w="6803"/>
+          </w:tcPr>
+          <w:p>
+            <w:r/>
+            <w:r>
+              <w:rPr>
+                <w:sz w:val="18"/>
+              </w:rPr>
+              <w:t>Static water level, the rest water level before pumping</w:t>
+            </w:r>
+          </w:p>
+        </w:tc>
+      </w:tr>
+      <w:tr>
+        <w:tc>
+          <w:tcPr>
+            <w:tcW w:type="dxa" w:w="1984"/>
+          </w:tcPr>
+          <w:p>
+            <w:r/>
+            <w:r>
+              <w:rPr>
+                <w:sz w:val="18"/>
+              </w:rPr>
+              <w:t>DWL</w:t>
+            </w:r>
+          </w:p>
+        </w:tc>
+        <w:tc>
+          <w:tcPr>
+            <w:tcW w:type="dxa" w:w="6803"/>
+          </w:tcPr>
+          <w:p>
+            <w:r/>
+            <w:r>
+              <w:rPr>
+                <w:sz w:val="18"/>
+              </w:rPr>
+              <w:t>Dynamic water level, the water level during pumping</w:t>
+            </w:r>
+          </w:p>
+        </w:tc>
+      </w:tr>
+      <w:tr>
+        <w:tc>
+          <w:tcPr>
+            <w:tcW w:type="dxa" w:w="1984"/>
+          </w:tcPr>
+          <w:p>
+            <w:r/>
+            <w:r>
+              <w:rPr>
+                <w:sz w:val="18"/>
+              </w:rPr>
+              <w:t>T (transmissivity)</w:t>
+            </w:r>
+          </w:p>
+        </w:tc>
+        <w:tc>
+          <w:tcPr>
+            <w:tcW w:type="dxa" w:w="6803"/>
+          </w:tcPr>
+          <w:p>
+            <w:r/>
+            <w:r>
+              <w:rPr>
+                <w:sz w:val="18"/>
+              </w:rPr>
+              <w:t>Aquifer transmissivity (m2/day)</w:t>
+            </w:r>
+          </w:p>
+        </w:tc>
+      </w:tr>
+      <w:tr>
+        <w:tc>
+          <w:tcPr>
+            <w:tcW w:type="dxa" w:w="1984"/>
+          </w:tcPr>
+          <w:p>
+            <w:r/>
+            <w:r>
+              <w:rPr>
+                <w:sz w:val="18"/>
+              </w:rPr>
+              <w:t>S (storativity)</w:t>
+            </w:r>
+          </w:p>
+        </w:tc>
+        <w:tc>
+          <w:tcPr>
+            <w:tcW w:type="dxa" w:w="6803"/>
+          </w:tcPr>
+          <w:p>
+            <w:r/>
+            <w:r>
+              <w:rPr>
+                <w:sz w:val="18"/>
+              </w:rPr>
+              <w:t>Aquifer storage coefficient (dimensionless)</w:t>
+            </w:r>
+          </w:p>
+        </w:tc>
+      </w:tr>
+      <w:tr>
+        <w:tc>
+          <w:tcPr>
+            <w:tcW w:type="dxa" w:w="1984"/>
+          </w:tcPr>
+          <w:p>
+            <w:r/>
+            <w:r>
+              <w:rPr>
+                <w:sz w:val="18"/>
+              </w:rPr>
+              <w:t>m3/h</w:t>
+            </w:r>
+          </w:p>
+        </w:tc>
+        <w:tc>
+          <w:tcPr>
+            <w:tcW w:type="dxa" w:w="6803"/>
+          </w:tcPr>
+          <w:p>
+            <w:r/>
+            <w:r>
+              <w:rPr>
+                <w:sz w:val="18"/>
+              </w:rPr>
+              <w:t>Cubic metres per hour, a discharge or yield rate</w:t>
+            </w:r>
+          </w:p>
+        </w:tc>
+      </w:tr>
+      <w:tr>
+        <w:tc>
+          <w:tcPr>
+            <w:tcW w:type="dxa" w:w="1984"/>
+          </w:tcPr>
+          <w:p>
+            <w:r/>
+            <w:r>
+              <w:rPr>
+                <w:sz w:val="18"/>
+              </w:rPr>
+              <w:t>LSI / RSI</w:t>
+            </w:r>
+          </w:p>
+        </w:tc>
+        <w:tc>
+          <w:tcPr>
+            <w:tcW w:type="dxa" w:w="6803"/>
+          </w:tcPr>
+          <w:p>
+            <w:r/>
+            <w:r>
+              <w:rPr>
+                <w:sz w:val="18"/>
+              </w:rPr>
+              <w:t>Langelier and Ryznar indices of water corrosivity and scaling</w:t>
+            </w:r>
+          </w:p>
+        </w:tc>
+      </w:tr>
+      <w:tr>
+        <w:tc>
+          <w:tcPr>
+            <w:tcW w:type="dxa" w:w="1984"/>
+          </w:tcPr>
+          <w:p>
+            <w:r/>
+            <w:r>
+              <w:rPr>
+                <w:sz w:val="18"/>
+              </w:rPr>
+              <w:t>WQI</w:t>
+            </w:r>
+          </w:p>
+        </w:tc>
+        <w:tc>
+          <w:tcPr>
+            <w:tcW w:type="dxa" w:w="6803"/>
+          </w:tcPr>
+          <w:p>
+            <w:r/>
+            <w:r>
+              <w:rPr>
+                <w:sz w:val="18"/>
+              </w:rPr>
+              <w:t>Water Quality Index, an aggregate 0-based quality score</w:t>
+            </w:r>
+          </w:p>
+        </w:tc>
+      </w:tr>
+      <w:tr>
+        <w:tc>
+          <w:tcPr>
+            <w:tcW w:type="dxa" w:w="1984"/>
+          </w:tcPr>
+          <w:p>
+            <w:r/>
+            <w:r>
+              <w:rPr>
+                <w:sz w:val="18"/>
+              </w:rPr>
+              <w:t>HI</w:t>
+            </w:r>
+          </w:p>
+        </w:tc>
+        <w:tc>
+          <w:tcPr>
+            <w:tcW w:type="dxa" w:w="6803"/>
+          </w:tcPr>
+          <w:p>
+            <w:r/>
+            <w:r>
+              <w:rPr>
+                <w:sz w:val="18"/>
+              </w:rPr>
+              <w:t>Health Hazard Index, the sum of chronic hazard quotients</w:t>
+            </w:r>
+          </w:p>
+        </w:tc>
+      </w:tr>
+      <w:tr>
+        <w:tc>
+          <w:tcPr>
+            <w:tcW w:type="dxa" w:w="1984"/>
+          </w:tcPr>
+          <w:p>
+            <w:r/>
+            <w:r>
+              <w:rPr>
+                <w:sz w:val="18"/>
+              </w:rPr>
+              <w:t>uPVC</w:t>
+            </w:r>
+          </w:p>
+        </w:tc>
+        <w:tc>
+          <w:tcPr>
+            <w:tcW w:type="dxa" w:w="6803"/>
+          </w:tcPr>
+          <w:p>
+            <w:r/>
+            <w:r>
+              <w:rPr>
+                <w:sz w:val="18"/>
+              </w:rPr>
+              <w:t>Unplasticised polyvinyl chloride, the casing and screen material</w:t>
+            </w:r>
+          </w:p>
+        </w:tc>
+      </w:tr>
+      <w:tr>
+        <w:tc>
+          <w:tcPr>
+            <w:tcW w:type="dxa" w:w="1984"/>
+          </w:tcPr>
+          <w:p>
+            <w:r/>
+            <w:r>
+              <w:rPr>
+                <w:sz w:val="18"/>
+              </w:rPr>
+              <w:t>GPS / UTM</w:t>
+            </w:r>
+          </w:p>
+        </w:tc>
+        <w:tc>
+          <w:tcPr>
+            <w:tcW w:type="dxa" w:w="6803"/>
+          </w:tcPr>
+          <w:p>
+            <w:r/>
+            <w:r>
+              <w:rPr>
+                <w:sz w:val="18"/>
+              </w:rPr>
+              <w:t>Satellite positioning and the Universal Transverse Mercator grid</w:t>
+            </w:r>
+          </w:p>
+        </w:tc>
+      </w:tr>
+      <w:tr>
+        <w:tc>
+          <w:tcPr>
+            <w:tcW w:type="dxa" w:w="1984"/>
+          </w:tcPr>
+          <w:p>
+            <w:r/>
+            <w:r>
+              <w:rPr>
+                <w:sz w:val="18"/>
+              </w:rPr>
+              <w:t>WASH</w:t>
+            </w:r>
+          </w:p>
+        </w:tc>
+        <w:tc>
+          <w:tcPr>
+            <w:tcW w:type="dxa" w:w="6803"/>
+          </w:tcPr>
+          <w:p>
+            <w:r/>
+            <w:r>
+              <w:rPr>
+                <w:sz w:val="18"/>
+              </w:rPr>
+              <w:t>Water, sanitation and hygiene</w:t>
+            </w:r>
+          </w:p>
+        </w:tc>
+      </w:tr>
+      <w:tr>
+        <w:tc>
+          <w:tcPr>
+            <w:tcW w:type="dxa" w:w="1984"/>
+          </w:tcPr>
+          <w:p>
+            <w:r/>
+            <w:r>
+              <w:rPr>
+                <w:sz w:val="18"/>
+              </w:rPr>
+              <w:t>RWSN</w:t>
+            </w:r>
+          </w:p>
+        </w:tc>
+        <w:tc>
+          <w:tcPr>
+            <w:tcW w:type="dxa" w:w="6803"/>
+          </w:tcPr>
+          <w:p>
+            <w:r/>
+            <w:r>
+              <w:rPr>
+                <w:sz w:val="18"/>
+              </w:rPr>
+              <w:t>Rural Water Supply Network</w:t>
+            </w:r>
+          </w:p>
+        </w:tc>
+      </w:tr>
+      <w:tr>
+        <w:tc>
+          <w:tcPr>
+            <w:tcW w:type="dxa" w:w="1984"/>
+          </w:tcPr>
+          <w:p>
+            <w:r/>
+            <w:r>
+              <w:rPr>
+                <w:sz w:val="18"/>
+              </w:rPr>
+              <w:t>SALWACO</w:t>
+            </w:r>
+          </w:p>
+        </w:tc>
+        <w:tc>
+          <w:tcPr>
+            <w:tcW w:type="dxa" w:w="6803"/>
+          </w:tcPr>
+          <w:p>
+            <w:r/>
+            <w:r>
+              <w:rPr>
+                <w:sz w:val="18"/>
+              </w:rPr>
+              <w:t>Sierra Leone Water Company</w:t>
+            </w:r>
+          </w:p>
+        </w:tc>
+      </w:tr>
+      <w:tr>
+        <w:tc>
+          <w:tcPr>
+            <w:tcW w:type="dxa" w:w="1984"/>
+          </w:tcPr>
+          <w:p>
+            <w:r/>
+            <w:r>
+              <w:rPr>
+                <w:sz w:val="18"/>
+              </w:rPr>
+              <w:t>WHO</w:t>
+            </w:r>
+          </w:p>
+        </w:tc>
+        <w:tc>
+          <w:tcPr>
+            <w:tcW w:type="dxa" w:w="6803"/>
+          </w:tcPr>
+          <w:p>
+            <w:r/>
+            <w:r>
+              <w:rPr>
+                <w:sz w:val="18"/>
+              </w:rPr>
+              <w:t>World Health Organization</w:t>
+            </w:r>
+          </w:p>
+        </w:tc>
+      </w:tr>
+      <w:tr>
+        <w:tc>
+          <w:tcPr>
+            <w:tcW w:type="dxa" w:w="1984"/>
+          </w:tcPr>
+          <w:p>
+            <w:r/>
+            <w:r>
+              <w:rPr>
+                <w:sz w:val="18"/>
+              </w:rPr>
+              <w:t>SLSB</w:t>
+            </w:r>
+          </w:p>
+        </w:tc>
+        <w:tc>
+          <w:tcPr>
+            <w:tcW w:type="dxa" w:w="6803"/>
+          </w:tcPr>
+          <w:p>
+            <w:r/>
+            <w:r>
+              <w:rPr>
+                <w:sz w:val="18"/>
+              </w:rPr>
+              <w:t>Sierra Leone Standards Bureau</w:t>
+            </w:r>
+          </w:p>
+        </w:tc>
+      </w:tr>
+    </w:tbl>
+    <w:p/>
     <w:p>
       <w:r>
         <w:rPr>

--- a/examples/projects/kuntolo/reports/Kuntolo_Pumping_Test_Report.docx
+++ b/examples/projects/kuntolo/reports/Kuntolo_Pumping_Test_Report.docx
@@ -98,6 +98,60 @@
       </w:r>
       <w:r>
         <w:t>WiNGiN</w:t>
+      </w:r>
+    </w:p>
+    <w:p>
+      <w:r>
+        <w:br w:type="page"/>
+      </w:r>
+    </w:p>
+    <w:p>
+      <w:pPr>
+        <w:jc w:val="center"/>
+      </w:pPr>
+      <w:r>
+        <w:rPr>
+          <w:b/>
+          <w:color w:val="B23A2E"/>
+          <w:sz w:val="26"/>
+        </w:rPr>
+        <w:t>PROVISIONAL - NOT FOR CERTIFICATION</w:t>
+      </w:r>
+    </w:p>
+    <w:p>
+      <w:pPr>
+        <w:jc w:val="both"/>
+      </w:pPr>
+      <w:r>
+        <w:rPr>
+          <w:b w:val="0"/>
+          <w:i/>
+        </w:rPr>
+        <w:t>This report rests on incomplete results. The following requirements for certification are outstanding.</w:t>
+      </w:r>
+    </w:p>
+    <w:p>
+      <w:pPr>
+        <w:pStyle w:val="ListBullet"/>
+      </w:pPr>
+      <w:r>
+        <w:t>Site position: No GPS position is recorded on any sheet in this project. A borehole that cannot be found again on the ground cannot be certified, revisited or maintained.</w:t>
+      </w:r>
+    </w:p>
+    <w:p>
+      <w:pPr>
+        <w:pStyle w:val="ListBullet"/>
+      </w:pPr>
+      <w:r>
+        <w:t>Pumping test measured: No discharge is recorded for the test, so transmissivity and yield stay pending.</w:t>
+      </w:r>
+    </w:p>
+    <w:p>
+      <w:pPr>
+        <w:pStyle w:val="ListBullet"/>
+      </w:pPr>
+      <w:r>
+        <w:t>Yield established: discharge is missing on the field sheet</w:t>
       </w:r>
     </w:p>
     <w:p>
@@ -660,7 +714,7 @@
         <w:pStyle w:val="ListBullet"/>
       </w:pPr>
       <w:r>
-        <w:t>[WARNING] water_level_above_static: Some pumping water levels are above the stated static water level, giving negative drawdown. Check the static level and the measuring datum on the sheet.</w:t>
+        <w:t>[WARNING] water_level_above_static: Some pumping and recovery water levels are above the stated static water level, giving negative drawdown. Check the static level and the measuring datum on the sheet.</w:t>
       </w:r>
     </w:p>
     <w:p>
@@ -824,6 +878,36 @@
                 <w:sz w:val="19"/>
               </w:rPr>
               <w:t>Value</w:t>
+            </w:r>
+          </w:p>
+        </w:tc>
+      </w:tr>
+      <w:tr>
+        <w:tc>
+          <w:tcPr>
+            <w:tcW w:type="dxa" w:w="4536"/>
+          </w:tcPr>
+          <w:p>
+            <w:r/>
+            <w:r>
+              <w:rPr>
+                <w:sz w:val="19"/>
+              </w:rPr>
+              <w:t>Transmissivity adopted for the yield</w:t>
+            </w:r>
+          </w:p>
+        </w:tc>
+        <w:tc>
+          <w:tcPr>
+            <w:tcW w:type="dxa" w:w="4536"/>
+          </w:tcPr>
+          <w:p>
+            <w:r/>
+            <w:r>
+              <w:rPr>
+                <w:sz w:val="19"/>
+              </w:rPr>
+              <w:t>pending</w:t>
             </w:r>
           </w:p>
         </w:tc>
@@ -1067,7 +1151,7 @@
         <w:pStyle w:val="ListBullet"/>
       </w:pPr>
       <w:r>
-        <w:t>Yield varies with the season. Section 5.1 projects the tested level to the annual low and to a drought year, but the size of the annual swing is assumed rather than measured; two water-level readings a year apart in this borehole would replace that assumption with a number.</w:t>
+        <w:t>Yield varies with the season. This report gives the yield at the water level measured on the day of the test; no seasonal projection was supplied, so the dry-season and drought-year figures are not given. Two water-level readings a year apart in this borehole would allow that projection.</w:t>
       </w:r>
     </w:p>
     <w:p>
